--- a/output/individual-training-approach.docx
+++ b/output/individual-training-approach.docx
@@ -480,7 +480,7 @@
           <w:b w:val="false"/>
           <w:i w:val="false"/>
         </w:rPr>
-        <w:t>How far and how fast an individual progresses. It is applied to every course. Schools applying it to different courses reach different answers; those answers are coherent because the reasoning is common.</w:t>
+        <w:t>Applied to every course. Schools applying it to different courses reach different answers; those answers are coherent because the reasoning is common.</w:t>
       </w:r>
     </w:p>
     <w:p>
@@ -499,7 +499,7 @@
           <w:color w:val="FFFFFF"/>
           <w:sz w:val="18"/>
         </w:rPr>
-        <w:t>Risk × Complexity × Learner Competence × Required Operational Outcome</w:t>
+        <w:t>Progression is shaped by risk, complexity, learner competence and the required operational outcome</w:t>
       </w:r>
     </w:p>
     <w:p>
